--- a/AI_Security_Syllabus.docx
+++ b/AI_Security_Syllabus.docx
@@ -19,11 +19,79 @@
       </w:r>
     </w:p>
     <w:p>
+      <w:r>
+        <w:rPr>
+          <w:i/>
+        </w:rPr>
+        <w:t>This syllabus follows the exact same module order as the course repo (github.com/dearnidhi/ai-security-bootcamp), so each section below maps 1:1 to a folder you can open and run.</w:t>
+      </w:r>
+    </w:p>
+    <w:p>
       <w:pPr>
         <w:pStyle w:val="Heading1"/>
       </w:pPr>
       <w:r>
-        <w:t>1. Prompt Injection  (Priority: Highest)</w:t>
+        <w:t>01 - Intro to AI Security</w:t>
+      </w:r>
+    </w:p>
+    <w:p>
+      <w:r>
+        <w:rPr>
+          <w:b/>
+        </w:rPr>
+        <w:t xml:space="preserve">Repo folder: </w:t>
+      </w:r>
+      <w:r>
+        <w:rPr>
+          <w:i/>
+        </w:rPr>
+        <w:t>01-intro-ai-security</w:t>
+      </w:r>
+    </w:p>
+    <w:p>
+      <w:pPr>
+        <w:pStyle w:val="ListBullet"/>
+      </w:pPr>
+      <w:r>
+        <w:t>Why AI security is different from traditional application security</w:t>
+      </w:r>
+    </w:p>
+    <w:p>
+      <w:pPr>
+        <w:pStyle w:val="ListBullet"/>
+      </w:pPr>
+      <w:r>
+        <w:t>A few real-world AI security incidents (jailbreaks, data leaks via prompts, poisoned models)</w:t>
+      </w:r>
+    </w:p>
+    <w:p>
+      <w:pPr>
+        <w:pStyle w:val="Heading1"/>
+      </w:pPr>
+      <w:r>
+        <w:t>02 - OWASP Top 10 + Prompt Injection  (Priority: Highest)</w:t>
+      </w:r>
+    </w:p>
+    <w:p>
+      <w:r>
+        <w:rPr>
+          <w:b/>
+        </w:rPr>
+        <w:t xml:space="preserve">Repo folder: </w:t>
+      </w:r>
+      <w:r>
+        <w:rPr>
+          <w:i/>
+        </w:rPr>
+        <w:t>02-owasp-top10-llm</w:t>
+      </w:r>
+    </w:p>
+    <w:p>
+      <w:pPr>
+        <w:pStyle w:val="Heading2"/>
+      </w:pPr>
+      <w:r>
+        <w:t>Prompt Injection</w:t>
       </w:r>
     </w:p>
     <w:p>
@@ -68,15 +136,10 @@
     </w:p>
     <w:p>
       <w:pPr>
-        <w:pStyle w:val="Heading1"/>
+        <w:pStyle w:val="Heading2"/>
       </w:pPr>
       <w:r>
-        <w:t>2. LLM Security Basics  (Priority: Highest)</w:t>
-      </w:r>
-    </w:p>
-    <w:p>
-      <w:r>
-        <w:t>Know these 5 well:</w:t>
+        <w:t>LLM Security Basics (know these 5 well)</w:t>
       </w:r>
     </w:p>
     <w:p>
@@ -120,21 +183,16 @@
       </w:r>
     </w:p>
     <w:p>
+      <w:pPr>
+        <w:pStyle w:val="Heading2"/>
+      </w:pPr>
       <w:r>
-        <w:t>Plus: a general overview of the OWASP LLM Top 10 (see dedicated section below).</w:t>
-      </w:r>
-    </w:p>
-    <w:p>
-      <w:pPr>
-        <w:pStyle w:val="Heading1"/>
-      </w:pPr>
-      <w:r>
-        <w:t>2b. OWASP Top 10 for LLM Applications (2025)  (Priority: Highest)</w:t>
+        <w:t>OWASP Top 10 for LLM Applications (2025)</w:t>
       </w:r>
     </w:p>
     <w:p>
       <w:r>
-        <w:t>Know all 10 by name and one-line meaning — this comes up directly in Red Team interviews.</w:t>
+        <w:t>Know all 10 by name and one-line meaning - this comes up directly in Red Team interviews.</w:t>
       </w:r>
     </w:p>
     <w:p>
@@ -145,7 +203,7 @@
         <w:rPr>
           <w:b/>
         </w:rPr>
-        <w:t xml:space="preserve">LLM01: Prompt Injection — </w:t>
+        <w:t xml:space="preserve">LLM01: Prompt Injection - </w:t>
       </w:r>
       <w:r>
         <w:t>Malicious input manipulates the model into ignoring its instructions.</w:t>
@@ -159,7 +217,7 @@
         <w:rPr>
           <w:b/>
         </w:rPr>
-        <w:t xml:space="preserve">LLM02: Sensitive Information Disclosure — </w:t>
+        <w:t xml:space="preserve">LLM02: Sensitive Information Disclosure - </w:t>
       </w:r>
       <w:r>
         <w:t>Model leaks private, confidential, or proprietary data in its output.</w:t>
@@ -173,7 +231,7 @@
         <w:rPr>
           <w:b/>
         </w:rPr>
-        <w:t xml:space="preserve">LLM03: Supply Chain — </w:t>
+        <w:t xml:space="preserve">LLM03: Supply Chain - </w:t>
       </w:r>
       <w:r>
         <w:t>Vulnerabilities from third-party models, datasets, plugins, or dependencies.</w:t>
@@ -187,7 +245,7 @@
         <w:rPr>
           <w:b/>
         </w:rPr>
-        <w:t xml:space="preserve">LLM04: Data and Model Poisoning — </w:t>
+        <w:t xml:space="preserve">LLM04: Data and Model Poisoning - </w:t>
       </w:r>
       <w:r>
         <w:t>Training/fine-tuning data is tampered with to corrupt model behavior.</w:t>
@@ -201,7 +259,7 @@
         <w:rPr>
           <w:b/>
         </w:rPr>
-        <w:t xml:space="preserve">LLM05: Improper Output Handling — </w:t>
+        <w:t xml:space="preserve">LLM05: Improper Output Handling - </w:t>
       </w:r>
       <w:r>
         <w:t>Model output is trusted blindly and passed downstream, enabling injection/XSS/RCE.</w:t>
@@ -215,7 +273,7 @@
         <w:rPr>
           <w:b/>
         </w:rPr>
-        <w:t xml:space="preserve">LLM06: Excessive Agency — </w:t>
+        <w:t xml:space="preserve">LLM06: Excessive Agency - </w:t>
       </w:r>
       <w:r>
         <w:t>Model/agent is given more permissions, tools, or autonomy than it needs.</w:t>
@@ -229,7 +287,7 @@
         <w:rPr>
           <w:b/>
         </w:rPr>
-        <w:t xml:space="preserve">LLM07: System Prompt Leakage — </w:t>
+        <w:t xml:space="preserve">LLM07: System Prompt Leakage - </w:t>
       </w:r>
       <w:r>
         <w:t>Hidden system instructions are exposed, revealing logic or bypassing controls.</w:t>
@@ -243,7 +301,7 @@
         <w:rPr>
           <w:b/>
         </w:rPr>
-        <w:t xml:space="preserve">LLM08: Vector and Embedding Weaknesses — </w:t>
+        <w:t xml:space="preserve">LLM08: Vector and Embedding Weaknesses - </w:t>
       </w:r>
       <w:r>
         <w:t>Flaws in embedding generation/storage enable retrieval manipulation or leakage.</w:t>
@@ -257,7 +315,7 @@
         <w:rPr>
           <w:b/>
         </w:rPr>
-        <w:t xml:space="preserve">LLM09: Misinformation — </w:t>
+        <w:t xml:space="preserve">LLM09: Misinformation - </w:t>
       </w:r>
       <w:r>
         <w:t>Model produces confident but false output (hallucination) that users rely on.</w:t>
@@ -271,151 +329,45 @@
         <w:rPr>
           <w:b/>
         </w:rPr>
-        <w:t xml:space="preserve">LLM10: Unbounded Consumption — </w:t>
+        <w:t xml:space="preserve">LLM10: Unbounded Consumption - </w:t>
       </w:r>
       <w:r>
         <w:t>Uncontrolled resource/API usage leads to cost blowup or denial of service.</w:t>
       </w:r>
     </w:p>
     <w:p>
-      <w:pPr>
-        <w:pStyle w:val="Heading1"/>
-      </w:pPr>
       <w:r>
-        <w:t>3. RAG Security  (Priority: High)</w:t>
+        <w:t>Repo demo: paste a naive vs a hardened system prompt into the scanner, see the score go from ~5/10 to 10/10.</w:t>
       </w:r>
     </w:p>
     <w:p>
       <w:pPr>
-        <w:pStyle w:val="ListBullet"/>
+        <w:pStyle w:val="Heading1"/>
       </w:pPr>
       <w:r>
-        <w:t>Document / data poisoning</w:t>
-      </w:r>
-    </w:p>
-    <w:p>
-      <w:pPr>
-        <w:pStyle w:val="ListBullet"/>
-      </w:pPr>
-      <w:r>
-        <w:t>Indirect prompt injection through documents</w:t>
-      </w:r>
-    </w:p>
-    <w:p>
-      <w:pPr>
-        <w:pStyle w:val="ListBullet"/>
-      </w:pPr>
-      <w:r>
-        <w:t>Unauthorized retrieval</w:t>
-      </w:r>
-    </w:p>
-    <w:p>
-      <w:pPr>
-        <w:pStyle w:val="ListBullet"/>
-      </w:pPr>
-      <w:r>
-        <w:t>Data leakage</w:t>
-      </w:r>
-    </w:p>
-    <w:p>
-      <w:pPr>
-        <w:pStyle w:val="ListBullet"/>
-      </w:pPr>
-      <w:r>
-        <w:t>Access control</w:t>
-      </w:r>
-    </w:p>
-    <w:p>
-      <w:pPr>
-        <w:pStyle w:val="ListBullet"/>
-      </w:pPr>
-      <w:r>
-        <w:t>Vector database security basics</w:t>
-      </w:r>
-    </w:p>
-    <w:p>
-      <w:pPr>
-        <w:pStyle w:val="Heading1"/>
-      </w:pPr>
-      <w:r>
-        <w:t>4. Agentic AI Security  (Priority: Highest)</w:t>
+        <w:t>03 - Guardrails  (Priority: Highest)</w:t>
       </w:r>
     </w:p>
     <w:p>
       <w:r>
-        <w:t>Increasingly relevant to Senior AI roles.</w:t>
+        <w:rPr>
+          <w:b/>
+        </w:rPr>
+        <w:t xml:space="preserve">Repo folder: </w:t>
+      </w:r>
+      <w:r>
+        <w:rPr>
+          <w:i/>
+        </w:rPr>
+        <w:t>03-guardrails (Part 1) + 03-guardrails/frameworks (Part 2)</w:t>
       </w:r>
     </w:p>
     <w:p>
       <w:pPr>
-        <w:pStyle w:val="ListBullet"/>
+        <w:pStyle w:val="Heading2"/>
       </w:pPr>
       <w:r>
-        <w:t>Tool / function calling security</w:t>
-      </w:r>
-    </w:p>
-    <w:p>
-      <w:pPr>
-        <w:pStyle w:val="ListBullet"/>
-      </w:pPr>
-      <w:r>
-        <w:t>Tool abuse</w:t>
-      </w:r>
-    </w:p>
-    <w:p>
-      <w:pPr>
-        <w:pStyle w:val="ListBullet"/>
-      </w:pPr>
-      <w:r>
-        <w:t>Excessive agency</w:t>
-      </w:r>
-    </w:p>
-    <w:p>
-      <w:pPr>
-        <w:pStyle w:val="ListBullet"/>
-      </w:pPr>
-      <w:r>
-        <w:t>Permission and least privilege</w:t>
-      </w:r>
-    </w:p>
-    <w:p>
-      <w:pPr>
-        <w:pStyle w:val="ListBullet"/>
-      </w:pPr>
-      <w:r>
-        <w:t>Agent hijacking</w:t>
-      </w:r>
-    </w:p>
-    <w:p>
-      <w:pPr>
-        <w:pStyle w:val="ListBullet"/>
-      </w:pPr>
-      <w:r>
-        <w:t>Memory / context poisoning</w:t>
-      </w:r>
-    </w:p>
-    <w:p>
-      <w:pPr>
-        <w:pStyle w:val="ListBullet"/>
-      </w:pPr>
-      <w:r>
-        <w:t>Human-in-the-loop</w:t>
-      </w:r>
-    </w:p>
-    <w:p>
-      <w:pPr>
-        <w:pStyle w:val="ListBullet"/>
-      </w:pPr>
-      <w:r>
-        <w:t>Data exfiltration</w:t>
-      </w:r>
-    </w:p>
-    <w:p>
-      <w:pPr>
-        <w:pStyle w:val="Heading1"/>
-      </w:pPr>
-      <w:r>
-        <w:t>5. Guardrails  (Priority: Highest)</w:t>
+        <w:t>Part 1 - by hand</w:t>
       </w:r>
     </w:p>
     <w:p>
@@ -439,7 +391,7 @@
         <w:pStyle w:val="ListBullet"/>
       </w:pPr>
       <w:r>
-        <w:t>PII filtering</w:t>
+        <w:t>Topical guardrails</w:t>
       </w:r>
     </w:p>
     <w:p>
@@ -447,7 +399,7 @@
         <w:pStyle w:val="ListBullet"/>
       </w:pPr>
       <w:r>
-        <w:t>Prompt-injection detection</w:t>
+        <w:t>Agentic guardrails (tool-call validation)</w:t>
       </w:r>
     </w:p>
     <w:p>
@@ -455,15 +407,15 @@
         <w:pStyle w:val="ListBullet"/>
       </w:pPr>
       <w:r>
-        <w:t>Content / safety filters</w:t>
+        <w:t>PII filtering, prompt-injection detection, content/safety filters, structured output validation</w:t>
       </w:r>
     </w:p>
     <w:p>
       <w:pPr>
-        <w:pStyle w:val="ListBullet"/>
+        <w:pStyle w:val="Heading2"/>
       </w:pPr>
       <w:r>
-        <w:t>Tool-call validation</w:t>
+        <w:t>Part 2 - with frameworks</w:t>
       </w:r>
     </w:p>
     <w:p>
@@ -471,7 +423,23 @@
         <w:pStyle w:val="ListBullet"/>
       </w:pPr>
       <w:r>
-        <w:t>Structured output validation</w:t>
+        <w:t>Guardrails AI: Guard + Validator objects, on_fail actions (EXCEPTION, FIX, NOOP, FILTER, REFRAIN)</w:t>
+      </w:r>
+    </w:p>
+    <w:p>
+      <w:pPr>
+        <w:pStyle w:val="ListBullet"/>
+      </w:pPr>
+      <w:r>
+        <w:t>NeMo Guardrails: config.yml + Colang rails.co + Python actions, rule-based vs LLM-based rails</w:t>
+      </w:r>
+    </w:p>
+    <w:p>
+      <w:pPr>
+        <w:pStyle w:val="ListBullet"/>
+      </w:pPr>
+      <w:r>
+        <w:t>Defense in depth: input guard misses a subtle attack, output guard catches the leak anyway</w:t>
       </w:r>
     </w:p>
     <w:p>
@@ -484,7 +452,21 @@
         <w:pStyle w:val="Heading1"/>
       </w:pPr>
       <w:r>
-        <w:t>5b. LLM Gateways  (Priority: High)</w:t>
+        <w:t>04 - LLM Gateways  (Priority: High)</w:t>
+      </w:r>
+    </w:p>
+    <w:p>
+      <w:r>
+        <w:rPr>
+          <w:b/>
+        </w:rPr>
+        <w:t xml:space="preserve">Repo folder: </w:t>
+      </w:r>
+      <w:r>
+        <w:rPr>
+          <w:i/>
+        </w:rPr>
+        <w:t>04-llm-gateways</w:t>
       </w:r>
     </w:p>
     <w:p>
@@ -497,7 +479,7 @@
         <w:pStyle w:val="ListBullet"/>
       </w:pPr>
       <w:r>
-        <w:t>What it does: auth, rate limiting, request/response logging, guardrail enforcement, PII redaction, model routing/fallback, cost tracking</w:t>
+        <w:t>What it does: auth, rate limiting, request/response logging, guardrail enforcement, PII redaction, model routing/fallback, caching, cost tracking</w:t>
       </w:r>
     </w:p>
     <w:p>
@@ -513,7 +495,7 @@
         <w:pStyle w:val="ListBullet"/>
       </w:pPr>
       <w:r>
-        <w:t>Examples: LiteLLM, Portkey, Kong AI Gateway, Cloudflare AI Gateway</w:t>
+        <w:t>Built with: LiteLLM (Router, fallbacks, caching). Also know by name: Portkey, Kong AI Gateway, Cloudflare AI Gateway</w:t>
       </w:r>
     </w:p>
     <w:p>
@@ -529,7 +511,7 @@
         <w:pStyle w:val="Heading1"/>
       </w:pPr>
       <w:r>
-        <w:t>6. Secure AI Architecture  (Priority: High)</w:t>
+        <w:t>05 - Agentic AI Security  (Priority: Highest)</w:t>
       </w:r>
     </w:p>
     <w:p>
@@ -537,15 +519,18 @@
         <w:rPr>
           <w:b/>
         </w:rPr>
-        <w:t xml:space="preserve">Be ready to answer: </w:t>
+        <w:t xml:space="preserve">Repo folder: </w:t>
       </w:r>
       <w:r>
-        <w:t>"How would you design a secure RAG/Agent system?"</w:t>
+        <w:rPr>
+          <w:i/>
+        </w:rPr>
+        <w:t>05-agent-security-agentops</w:t>
       </w:r>
     </w:p>
     <w:p>
       <w:r>
-        <w:t>Know:</w:t>
+        <w:t>Built with LangGraph (langchain.agents.create_agent). Increasingly relevant to Senior AI roles.</w:t>
       </w:r>
     </w:p>
     <w:p>
@@ -553,7 +538,7 @@
         <w:pStyle w:val="ListBullet"/>
       </w:pPr>
       <w:r>
-        <w:t>Authentication</w:t>
+        <w:t>Tool / function calling security</w:t>
       </w:r>
     </w:p>
     <w:p>
@@ -561,7 +546,7 @@
         <w:pStyle w:val="ListBullet"/>
       </w:pPr>
       <w:r>
-        <w:t>Authorization</w:t>
+        <w:t>Tool abuse</w:t>
       </w:r>
     </w:p>
     <w:p>
@@ -569,7 +554,7 @@
         <w:pStyle w:val="ListBullet"/>
       </w:pPr>
       <w:r>
-        <w:t>RBAC (role-based access control)</w:t>
+        <w:t>Excessive agency</w:t>
       </w:r>
     </w:p>
     <w:p>
@@ -577,7 +562,7 @@
         <w:pStyle w:val="ListBullet"/>
       </w:pPr>
       <w:r>
-        <w:t>Least privilege</w:t>
+        <w:t>Permission and least privilege</w:t>
       </w:r>
     </w:p>
     <w:p>
@@ -585,7 +570,7 @@
         <w:pStyle w:val="ListBullet"/>
       </w:pPr>
       <w:r>
-        <w:t>Secrets / API-key management</w:t>
+        <w:t>Agent hijacking</w:t>
       </w:r>
     </w:p>
     <w:p>
@@ -593,7 +578,7 @@
         <w:pStyle w:val="ListBullet"/>
       </w:pPr>
       <w:r>
-        <w:t>API security basics</w:t>
+        <w:t>Memory / context poisoning</w:t>
       </w:r>
     </w:p>
     <w:p>
@@ -601,7 +586,7 @@
         <w:pStyle w:val="ListBullet"/>
       </w:pPr>
       <w:r>
-        <w:t>Rate limiting</w:t>
+        <w:t>Human-in-the-loop</w:t>
       </w:r>
     </w:p>
     <w:p>
@@ -609,34 +594,58 @@
         <w:pStyle w:val="ListBullet"/>
       </w:pPr>
       <w:r>
-        <w:t>Logging and auditing</w:t>
-      </w:r>
-    </w:p>
-    <w:p>
-      <w:pPr>
-        <w:pStyle w:val="ListBullet"/>
-      </w:pPr>
-      <w:r>
-        <w:t>Tenant isolation</w:t>
-      </w:r>
-    </w:p>
-    <w:p>
-      <w:pPr>
-        <w:pStyle w:val="Heading1"/>
-      </w:pPr>
-      <w:r>
-        <w:t>7. AI Red Teaming  (Priority: High)</w:t>
+        <w:t>Data exfiltration</w:t>
       </w:r>
     </w:p>
     <w:p>
       <w:r>
-        <w:t>Just know the methodology:</w:t>
+        <w:t>Repo demo: an agent with lookup_invoice and send_email tools. Vulnerable mode leaks a customer's invoice to an attacker-supplied address; protected mode has the tool itself reject the mismatched recipient - defense in depth, not just prompt wording.</w:t>
       </w:r>
     </w:p>
     <w:p>
       <w:pPr>
-        <w:jc w:val="center"/>
-      </w:pPr>
+        <w:pStyle w:val="Heading1"/>
+      </w:pPr>
+      <w:r>
+        <w:t>06 - LLM Evaluation + Red Teaming Methodology  (Priority: High)</w:t>
+      </w:r>
+    </w:p>
+    <w:p>
+      <w:r>
+        <w:rPr>
+          <w:b/>
+        </w:rPr>
+        <w:t xml:space="preserve">Repo folder: </w:t>
+      </w:r>
+      <w:r>
+        <w:rPr>
+          <w:i/>
+        </w:rPr>
+        <w:t>06-llm-evaluator-red-teaming</w:t>
+      </w:r>
+    </w:p>
+    <w:p>
+      <w:pPr>
+        <w:pStyle w:val="ListBullet"/>
+      </w:pPr>
+      <w:r>
+        <w:t>LLM-as-judge grading: score an answer against a reference answer</w:t>
+      </w:r>
+    </w:p>
+    <w:p>
+      <w:pPr>
+        <w:pStyle w:val="ListBullet"/>
+      </w:pPr>
+      <w:r>
+        <w:t>Faithfulness evaluation: does a RAG answer actually stick to retrieved context, or hallucinate?</w:t>
+      </w:r>
+    </w:p>
+    <w:p>
+      <w:r>
+        <w:t>Red teaming methodology (expanded hands-on in module 10):</w:t>
+      </w:r>
+    </w:p>
+    <w:p>
       <w:r>
         <w:t>Threat Model  -&gt;  Attack Scenarios  -&gt;  Test  -&gt;  Evaluate Response  -&gt;  Identify Vulnerability  -&gt;  Mitigate  -&gt;  Retest</w:t>
       </w:r>
@@ -647,11 +656,246 @@
       </w:r>
     </w:p>
     <w:p>
+      <w:pPr>
+        <w:pStyle w:val="Heading1"/>
+      </w:pPr>
+      <w:r>
+        <w:t>07 - RAG Security  (Priority: High)</w:t>
+      </w:r>
+    </w:p>
+    <w:p>
+      <w:r>
+        <w:rPr>
+          <w:b/>
+        </w:rPr>
+        <w:t xml:space="preserve">Repo folder: </w:t>
+      </w:r>
       <w:r>
         <w:rPr>
           <w:i/>
         </w:rPr>
-        <w:t>If you already have a red-teaming project, this is something you can discuss in depth during an interview, rather than learning ten random tools.</w:t>
+        <w:t>07-rag-security</w:t>
+      </w:r>
+    </w:p>
+    <w:p>
+      <w:pPr>
+        <w:pStyle w:val="ListBullet"/>
+      </w:pPr>
+      <w:r>
+        <w:t>Document / data poisoning</w:t>
+      </w:r>
+    </w:p>
+    <w:p>
+      <w:pPr>
+        <w:pStyle w:val="ListBullet"/>
+      </w:pPr>
+      <w:r>
+        <w:t>Indirect prompt injection through documents</w:t>
+      </w:r>
+    </w:p>
+    <w:p>
+      <w:pPr>
+        <w:pStyle w:val="ListBullet"/>
+      </w:pPr>
+      <w:r>
+        <w:t>Unauthorized retrieval</w:t>
+      </w:r>
+    </w:p>
+    <w:p>
+      <w:pPr>
+        <w:pStyle w:val="ListBullet"/>
+      </w:pPr>
+      <w:r>
+        <w:t>Data leakage</w:t>
+      </w:r>
+    </w:p>
+    <w:p>
+      <w:pPr>
+        <w:pStyle w:val="ListBullet"/>
+      </w:pPr>
+      <w:r>
+        <w:t>Access control</w:t>
+      </w:r>
+    </w:p>
+    <w:p>
+      <w:pPr>
+        <w:pStyle w:val="ListBullet"/>
+      </w:pPr>
+      <w:r>
+        <w:t>Vector database security basics</w:t>
+      </w:r>
+    </w:p>
+    <w:p>
+      <w:r>
+        <w:t>Repo demo: a poisoned expense-policy document that looks legitimate but redirects reimbursement emails to an attacker domain; an LLM-judge verifier flags the contradiction against a trusted fact.</w:t>
+      </w:r>
+    </w:p>
+    <w:p>
+      <w:pPr>
+        <w:pStyle w:val="Heading1"/>
+      </w:pPr>
+      <w:r>
+        <w:t>08 - Capstone: Guardrail + Agent + Evaluator  (Priority: High)</w:t>
+      </w:r>
+    </w:p>
+    <w:p>
+      <w:r>
+        <w:rPr>
+          <w:b/>
+        </w:rPr>
+        <w:t xml:space="preserve">Repo folder: </w:t>
+      </w:r>
+      <w:r>
+        <w:rPr>
+          <w:i/>
+        </w:rPr>
+        <w:t>08-support-bot-security</w:t>
+      </w:r>
+    </w:p>
+    <w:p>
+      <w:r>
+        <w:t>Ties 03, 05 and 06 together in one request: a guardrail blocks a bulk data-access attempt before the LangGraph agent even runs; when it does run, an evaluator counts how many customers' data was touched in one response.</w:t>
+      </w:r>
+    </w:p>
+    <w:p>
+      <w:r>
+        <w:t>Be ready to answer: "How would you design a secure GenAI application end to end, and how would you monitor it in production?"</w:t>
+      </w:r>
+    </w:p>
+    <w:p>
+      <w:pPr>
+        <w:pStyle w:val="Heading1"/>
+      </w:pPr>
+      <w:r>
+        <w:t>09 - Secure Multi-Tenant Architecture (BOLA / IDOR)  (Priority: High)</w:t>
+      </w:r>
+    </w:p>
+    <w:p>
+      <w:r>
+        <w:rPr>
+          <w:b/>
+        </w:rPr>
+        <w:t xml:space="preserve">Repo folder: </w:t>
+      </w:r>
+      <w:r>
+        <w:rPr>
+          <w:i/>
+        </w:rPr>
+        <w:t>09-secure-multi-tenant-gateway</w:t>
+      </w:r>
+    </w:p>
+    <w:p>
+      <w:r>
+        <w:t>Broken Object-Level Authorization (OWASP API Security Top 10, API1:2023) applied to an AI backend: the app checks that an API key is valid, but not that it owns the tenant data being requested.</w:t>
+      </w:r>
+    </w:p>
+    <w:p>
+      <w:pPr>
+        <w:pStyle w:val="ListBullet"/>
+      </w:pPr>
+      <w:r>
+        <w:t>Authentication vs authorization (checking a key is valid is not the same as checking what it may access)</w:t>
+      </w:r>
+    </w:p>
+    <w:p>
+      <w:pPr>
+        <w:pStyle w:val="ListBullet"/>
+      </w:pPr>
+      <w:r>
+        <w:t>Tenant isolation: deriving identity from the authenticated key only, never a client-supplied field</w:t>
+      </w:r>
+    </w:p>
+    <w:p>
+      <w:pPr>
+        <w:pStyle w:val="ListBullet"/>
+      </w:pPr>
+      <w:r>
+        <w:t>RBAC (role-based access control) and least privilege</w:t>
+      </w:r>
+    </w:p>
+    <w:p>
+      <w:pPr>
+        <w:pStyle w:val="ListBullet"/>
+      </w:pPr>
+      <w:r>
+        <w:t>Role-based rate limiting</w:t>
+      </w:r>
+    </w:p>
+    <w:p>
+      <w:pPr>
+        <w:pStyle w:val="ListBullet"/>
+      </w:pPr>
+      <w:r>
+        <w:t>Tenant-scoped audit logging (even the audit log itself respects tenant isolation)</w:t>
+      </w:r>
+    </w:p>
+    <w:p>
+      <w:r>
+        <w:t>Repo demo: a Finance-tenant API key claims tenant_id=legal. Vulnerable mode leaks Legal's confidential data; protected mode ignores the claim and logs the attempt.</w:t>
+      </w:r>
+    </w:p>
+    <w:p>
+      <w:pPr>
+        <w:pStyle w:val="Heading1"/>
+      </w:pPr>
+      <w:r>
+        <w:t>10 - Red Teaming with PyRIT  (Priority: High)</w:t>
+      </w:r>
+    </w:p>
+    <w:p>
+      <w:r>
+        <w:rPr>
+          <w:b/>
+        </w:rPr>
+        <w:t xml:space="preserve">Repo folder: </w:t>
+      </w:r>
+      <w:r>
+        <w:rPr>
+          <w:i/>
+        </w:rPr>
+        <w:t>10-pyrit-red-teaming</w:t>
+      </w:r>
+    </w:p>
+    <w:p>
+      <w:r>
+        <w:t>The hands-on version of module 06's methodology, using Microsoft's PyRIT framework.</w:t>
+      </w:r>
+    </w:p>
+    <w:p>
+      <w:pPr>
+        <w:pStyle w:val="ListBullet"/>
+      </w:pPr>
+      <w:r>
+        <w:t>Building blocks: target, attack (PromptSendingAttack, RedTeamingAttack), converter (Base64, leetspeak), scorer (SubStringScorer)</w:t>
+      </w:r>
+    </w:p>
+    <w:p>
+      <w:pPr>
+        <w:pStyle w:val="ListBullet"/>
+      </w:pPr>
+      <w:r>
+        <w:t>Attack Success Rate (ASR) = successful attacks / total attacks - track it, and gate CI on it</w:t>
+      </w:r>
+    </w:p>
+    <w:p>
+      <w:pPr>
+        <w:pStyle w:val="ListBullet"/>
+      </w:pPr>
+      <w:r>
+        <w:t>Multi-turn attacks: a second LLM plays the attacker across several turns</w:t>
+      </w:r>
+    </w:p>
+    <w:p>
+      <w:pPr>
+        <w:pStyle w:val="ListBullet"/>
+      </w:pPr>
+      <w:r>
+        <w:t>XPIA (Cross-Prompt Injection Attack / indirect prompt injection): the attack is hidden inside data the AI reads (a document, a review), not in the user's message</w:t>
+      </w:r>
+    </w:p>
+    <w:p>
+      <w:r>
+        <w:t>Repo demo: a naive system prompt leaks a secret on ~40-60% of a 5-attack battery; a hardened prompt holds at 0%.</w:t>
       </w:r>
     </w:p>
     <w:p>
@@ -813,17 +1057,25 @@
         <w:pStyle w:val="Heading1"/>
       </w:pPr>
       <w:r>
-        <w:t>Interview Checklist — 20 Questions</w:t>
+        <w:t>Interview Checklist (grouped by module)</w:t>
       </w:r>
     </w:p>
     <w:p>
       <w:r>
-        <w:t>If you can answer these confidently, you are covered for the AI Security portion of a Senior AI/ML Engineer interview:</w:t>
+        <w:t>Answer every question out loud, 2 minutes max, without notes. Whatever you hesitate on, go back to that module only.</w:t>
       </w:r>
     </w:p>
     <w:p>
       <w:pPr>
-        <w:pStyle w:val="ListNumber"/>
+        <w:pStyle w:val="Heading2"/>
+      </w:pPr>
+      <w:r>
+        <w:t>Module 02 - OWASP + Prompt Injection</w:t>
+      </w:r>
+    </w:p>
+    <w:p>
+      <w:pPr>
+        <w:pStyle w:val="ListBullet"/>
       </w:pPr>
       <w:r>
         <w:t>What is the OWASP Top 10 for LLM Applications? Name as many as you can.</w:t>
@@ -831,7 +1083,7 @@
     </w:p>
     <w:p>
       <w:pPr>
-        <w:pStyle w:val="ListNumber"/>
+        <w:pStyle w:val="ListBullet"/>
       </w:pPr>
       <w:r>
         <w:t>What is prompt injection?</w:t>
@@ -839,7 +1091,7 @@
     </w:p>
     <w:p>
       <w:pPr>
-        <w:pStyle w:val="ListNumber"/>
+        <w:pStyle w:val="ListBullet"/>
       </w:pPr>
       <w:r>
         <w:t>Direct vs indirect prompt injection?</w:t>
@@ -847,7 +1099,7 @@
     </w:p>
     <w:p>
       <w:pPr>
-        <w:pStyle w:val="ListNumber"/>
+        <w:pStyle w:val="ListBullet"/>
       </w:pPr>
       <w:r>
         <w:t>How do you mitigate prompt injection?</w:t>
@@ -855,7 +1107,7 @@
     </w:p>
     <w:p>
       <w:pPr>
-        <w:pStyle w:val="ListNumber"/>
+        <w:pStyle w:val="ListBullet"/>
       </w:pPr>
       <w:r>
         <w:t>What is jailbreaking?</w:t>
@@ -863,7 +1115,7 @@
     </w:p>
     <w:p>
       <w:pPr>
-        <w:pStyle w:val="ListNumber"/>
+        <w:pStyle w:val="ListBullet"/>
       </w:pPr>
       <w:r>
         <w:t>What is system prompt leakage?</w:t>
@@ -871,7 +1123,7 @@
     </w:p>
     <w:p>
       <w:pPr>
-        <w:pStyle w:val="ListNumber"/>
+        <w:pStyle w:val="ListBullet"/>
       </w:pPr>
       <w:r>
         <w:t>How do you prevent PII leakage?</w:t>
@@ -879,7 +1131,7 @@
     </w:p>
     <w:p>
       <w:pPr>
-        <w:pStyle w:val="ListNumber"/>
+        <w:pStyle w:val="ListBullet"/>
       </w:pPr>
       <w:r>
         <w:t>What is insecure output handling?</w:t>
@@ -887,7 +1139,215 @@
     </w:p>
     <w:p>
       <w:pPr>
-        <w:pStyle w:val="ListNumber"/>
+        <w:pStyle w:val="Heading2"/>
+      </w:pPr>
+      <w:r>
+        <w:t>Module 03 (Part 1) / 04 - Guardrails + LLM Gateways</w:t>
+      </w:r>
+    </w:p>
+    <w:p>
+      <w:pPr>
+        <w:pStyle w:val="ListBullet"/>
+      </w:pPr>
+      <w:r>
+        <w:t>What are input/output guardrails, and how would you design them for a chatbot?</w:t>
+      </w:r>
+    </w:p>
+    <w:p>
+      <w:pPr>
+        <w:pStyle w:val="ListBullet"/>
+      </w:pPr>
+      <w:r>
+        <w:t>What is a topical guardrail and why would you need one?</w:t>
+      </w:r>
+    </w:p>
+    <w:p>
+      <w:pPr>
+        <w:pStyle w:val="ListBullet"/>
+      </w:pPr>
+      <w:r>
+        <w:t>How do you restrict which tools an agent is allowed to call?</w:t>
+      </w:r>
+    </w:p>
+    <w:p>
+      <w:pPr>
+        <w:pStyle w:val="ListBullet"/>
+      </w:pPr>
+      <w:r>
+        <w:t>What is an LLM gateway and why would you use one?</w:t>
+      </w:r>
+    </w:p>
+    <w:p>
+      <w:pPr>
+        <w:pStyle w:val="ListBullet"/>
+      </w:pPr>
+      <w:r>
+        <w:t>How does a gateway improve reliability when a provider is down or rate-limited?</w:t>
+      </w:r>
+    </w:p>
+    <w:p>
+      <w:pPr>
+        <w:pStyle w:val="ListBullet"/>
+      </w:pPr>
+      <w:r>
+        <w:t>Why would you cache LLM responses, and what are the risks?</w:t>
+      </w:r>
+    </w:p>
+    <w:p>
+      <w:pPr>
+        <w:pStyle w:val="Heading2"/>
+      </w:pPr>
+      <w:r>
+        <w:t>Module 03 (Part 2) - Guardrail Frameworks</w:t>
+      </w:r>
+    </w:p>
+    <w:p>
+      <w:pPr>
+        <w:pStyle w:val="ListBullet"/>
+      </w:pPr>
+      <w:r>
+        <w:t>Guardrails AI vs NeMo Guardrails - how do they differ?</w:t>
+      </w:r>
+    </w:p>
+    <w:p>
+      <w:pPr>
+        <w:pStyle w:val="ListBullet"/>
+      </w:pPr>
+      <w:r>
+        <w:t>What are the on_fail actions (block, fix, log only)?</w:t>
+      </w:r>
+    </w:p>
+    <w:p>
+      <w:pPr>
+        <w:pStyle w:val="ListBullet"/>
+      </w:pPr>
+      <w:r>
+        <w:t>Rule-based vs LLM-based rails - what are the trade-offs?</w:t>
+      </w:r>
+    </w:p>
+    <w:p>
+      <w:pPr>
+        <w:pStyle w:val="ListBullet"/>
+      </w:pPr>
+      <w:r>
+        <w:t>Why redact only the secret instead of replacing the whole answer? (false positives)</w:t>
+      </w:r>
+    </w:p>
+    <w:p>
+      <w:pPr>
+        <w:pStyle w:val="ListBullet"/>
+      </w:pPr>
+      <w:r>
+        <w:t>How do input and output guards work together as defense in depth?</w:t>
+      </w:r>
+    </w:p>
+    <w:p>
+      <w:pPr>
+        <w:pStyle w:val="Heading2"/>
+      </w:pPr>
+      <w:r>
+        <w:t>Module 05 - Agentic AI Security</w:t>
+      </w:r>
+    </w:p>
+    <w:p>
+      <w:pPr>
+        <w:pStyle w:val="ListBullet"/>
+      </w:pPr>
+      <w:r>
+        <w:t>What security risks exist in AI agents?</w:t>
+      </w:r>
+    </w:p>
+    <w:p>
+      <w:pPr>
+        <w:pStyle w:val="ListBullet"/>
+      </w:pPr>
+      <w:r>
+        <w:t>What is excessive agency?</w:t>
+      </w:r>
+    </w:p>
+    <w:p>
+      <w:pPr>
+        <w:pStyle w:val="ListBullet"/>
+      </w:pPr>
+      <w:r>
+        <w:t>How do you secure tool/function calling?</w:t>
+      </w:r>
+    </w:p>
+    <w:p>
+      <w:pPr>
+        <w:pStyle w:val="ListBullet"/>
+      </w:pPr>
+      <w:r>
+        <w:t>How do you prevent an agent from performing unauthorized actions?</w:t>
+      </w:r>
+    </w:p>
+    <w:p>
+      <w:pPr>
+        <w:pStyle w:val="ListBullet"/>
+      </w:pPr>
+      <w:r>
+        <w:t>What is memory poisoning?</w:t>
+      </w:r>
+    </w:p>
+    <w:p>
+      <w:pPr>
+        <w:pStyle w:val="ListBullet"/>
+      </w:pPr>
+      <w:r>
+        <w:t>Why is least privilege important for agents?</w:t>
+      </w:r>
+    </w:p>
+    <w:p>
+      <w:pPr>
+        <w:pStyle w:val="Heading2"/>
+      </w:pPr>
+      <w:r>
+        <w:t>Module 06 - LLM Evaluation + Red Teaming</w:t>
+      </w:r>
+    </w:p>
+    <w:p>
+      <w:pPr>
+        <w:pStyle w:val="ListBullet"/>
+      </w:pPr>
+      <w:r>
+        <w:t>How would you red-team an LLM application?</w:t>
+      </w:r>
+    </w:p>
+    <w:p>
+      <w:pPr>
+        <w:pStyle w:val="ListBullet"/>
+      </w:pPr>
+      <w:r>
+        <w:t>What is a faithfulness evaluator and why does it matter for RAG systems?</w:t>
+      </w:r>
+    </w:p>
+    <w:p>
+      <w:pPr>
+        <w:pStyle w:val="ListBullet"/>
+      </w:pPr>
+      <w:r>
+        <w:t>How do you detect hallucination in an LLM's output?</w:t>
+      </w:r>
+    </w:p>
+    <w:p>
+      <w:pPr>
+        <w:pStyle w:val="ListBullet"/>
+      </w:pPr>
+      <w:r>
+        <w:t>What are Garak, PyRIT, and Promptfoo used for?</w:t>
+      </w:r>
+    </w:p>
+    <w:p>
+      <w:pPr>
+        <w:pStyle w:val="Heading2"/>
+      </w:pPr>
+      <w:r>
+        <w:t>Module 07 - RAG Security</w:t>
+      </w:r>
+    </w:p>
+    <w:p>
+      <w:pPr>
+        <w:pStyle w:val="ListBullet"/>
       </w:pPr>
       <w:r>
         <w:t>What is RAG poisoning?</w:t>
@@ -895,15 +1355,15 @@
     </w:p>
     <w:p>
       <w:pPr>
-        <w:pStyle w:val="ListNumber"/>
+        <w:pStyle w:val="ListBullet"/>
       </w:pPr>
       <w:r>
-        <w:t>How do you secure a RAG pipeline?</w:t>
+        <w:t>How do you secure a RAG pipeline end to end?</w:t>
       </w:r>
     </w:p>
     <w:p>
       <w:pPr>
-        <w:pStyle w:val="ListNumber"/>
+        <w:pStyle w:val="ListBullet"/>
       </w:pPr>
       <w:r>
         <w:t>How do you enforce document-level access control?</w:t>
@@ -911,79 +1371,31 @@
     </w:p>
     <w:p>
       <w:pPr>
-        <w:pStyle w:val="ListNumber"/>
+        <w:pStyle w:val="ListBullet"/>
       </w:pPr>
       <w:r>
-        <w:t>What security risks exist in AI agents?</w:t>
+        <w:t>How would you detect a poisoned document in a retrieval corpus?</w:t>
       </w:r>
     </w:p>
     <w:p>
       <w:pPr>
-        <w:pStyle w:val="ListNumber"/>
+        <w:pStyle w:val="Heading2"/>
       </w:pPr>
       <w:r>
-        <w:t>What is excessive agency?</w:t>
+        <w:t>Module 08 - Capstone + Secure Architecture</w:t>
       </w:r>
     </w:p>
     <w:p>
       <w:pPr>
-        <w:pStyle w:val="ListNumber"/>
+        <w:pStyle w:val="ListBullet"/>
       </w:pPr>
       <w:r>
-        <w:t>How do you secure tool/function calling?</w:t>
+        <w:t>How would you design a secure GenAI application end to end?</w:t>
       </w:r>
     </w:p>
     <w:p>
       <w:pPr>
-        <w:pStyle w:val="ListNumber"/>
-      </w:pPr>
-      <w:r>
-        <w:t>How do you prevent an agent from performing unauthorized actions?</w:t>
-      </w:r>
-    </w:p>
-    <w:p>
-      <w:pPr>
-        <w:pStyle w:val="ListNumber"/>
-      </w:pPr>
-      <w:r>
-        <w:t>What is memory poisoning?</w:t>
-      </w:r>
-    </w:p>
-    <w:p>
-      <w:pPr>
-        <w:pStyle w:val="ListNumber"/>
-      </w:pPr>
-      <w:r>
-        <w:t>Why is least privilege important for agents?</w:t>
-      </w:r>
-    </w:p>
-    <w:p>
-      <w:pPr>
-        <w:pStyle w:val="ListNumber"/>
-      </w:pPr>
-      <w:r>
-        <w:t>What are input/output guardrails?</w:t>
-      </w:r>
-    </w:p>
-    <w:p>
-      <w:pPr>
-        <w:pStyle w:val="ListNumber"/>
-      </w:pPr>
-      <w:r>
-        <w:t>How would you design a secure GenAI application?</w:t>
-      </w:r>
-    </w:p>
-    <w:p>
-      <w:pPr>
-        <w:pStyle w:val="ListNumber"/>
-      </w:pPr>
-      <w:r>
-        <w:t>How would you red-team an LLM application?</w:t>
-      </w:r>
-    </w:p>
-    <w:p>
-      <w:pPr>
-        <w:pStyle w:val="ListNumber"/>
+        <w:pStyle w:val="ListBullet"/>
       </w:pPr>
       <w:r>
         <w:t>How would you monitor security issues in production?</w:t>
@@ -991,10 +1403,98 @@
     </w:p>
     <w:p>
       <w:pPr>
-        <w:pStyle w:val="ListNumber"/>
+        <w:pStyle w:val="ListBullet"/>
       </w:pPr>
       <w:r>
-        <w:t>What is an LLM gateway and why would you use one?</w:t>
+        <w:t>Walk me through this project: what attack does it demonstrate and how did you defend against it?</w:t>
+      </w:r>
+    </w:p>
+    <w:p>
+      <w:pPr>
+        <w:pStyle w:val="Heading2"/>
+      </w:pPr>
+      <w:r>
+        <w:t>Module 09 - Secure AI Architecture (BOLA / tenant isolation)</w:t>
+      </w:r>
+    </w:p>
+    <w:p>
+      <w:pPr>
+        <w:pStyle w:val="ListBullet"/>
+      </w:pPr>
+      <w:r>
+        <w:t>What is BOLA/IDOR, and how does it apply to an AI backend, not just a REST API?</w:t>
+      </w:r>
+    </w:p>
+    <w:p>
+      <w:pPr>
+        <w:pStyle w:val="ListBullet"/>
+      </w:pPr>
+      <w:r>
+        <w:t>Why is checking "is this API key valid" not enough?</w:t>
+      </w:r>
+    </w:p>
+    <w:p>
+      <w:pPr>
+        <w:pStyle w:val="ListBullet"/>
+      </w:pPr>
+      <w:r>
+        <w:t>How do you enforce tenant isolation in a multi-tenant RAG or agent system?</w:t>
+      </w:r>
+    </w:p>
+    <w:p>
+      <w:pPr>
+        <w:pStyle w:val="ListBullet"/>
+      </w:pPr>
+      <w:r>
+        <w:t>Why should an audit log be access-controlled and scoped?</w:t>
+      </w:r>
+    </w:p>
+    <w:p>
+      <w:pPr>
+        <w:pStyle w:val="Heading2"/>
+      </w:pPr>
+      <w:r>
+        <w:t>Module 10 - Red Teaming with PyRIT</w:t>
+      </w:r>
+    </w:p>
+    <w:p>
+      <w:pPr>
+        <w:pStyle w:val="ListBullet"/>
+      </w:pPr>
+      <w:r>
+        <w:t>What are the building blocks of PyRIT (target, attack, converter, scorer)?</w:t>
+      </w:r>
+    </w:p>
+    <w:p>
+      <w:pPr>
+        <w:pStyle w:val="ListBullet"/>
+      </w:pPr>
+      <w:r>
+        <w:t>What is Attack Success Rate, and how would you use it in CI?</w:t>
+      </w:r>
+    </w:p>
+    <w:p>
+      <w:pPr>
+        <w:pStyle w:val="ListBullet"/>
+      </w:pPr>
+      <w:r>
+        <w:t>What is XPIA (indirect prompt injection)? Give an example.</w:t>
+      </w:r>
+    </w:p>
+    <w:p>
+      <w:pPr>
+        <w:pStyle w:val="ListBullet"/>
+      </w:pPr>
+      <w:r>
+        <w:t>Why do encoding attacks (Base64, leetspeak) work against input filters?</w:t>
+      </w:r>
+    </w:p>
+    <w:p>
+      <w:pPr>
+        <w:pStyle w:val="ListBullet"/>
+      </w:pPr>
+      <w:r>
+        <w:t>PyRIT vs Garak vs Promptfoo - when would you use each?</w:t>
       </w:r>
     </w:p>
     <w:p>

--- a/AI_Security_Syllabus.docx
+++ b/AI_Security_Syllabus.docx
@@ -23,7 +23,45 @@
         <w:rPr>
           <w:i/>
         </w:rPr>
-        <w:t>This syllabus follows the exact same module order as the course repo (github.com/dearnidhi/ai-security-bootcamp), so each section below maps 1:1 to a folder you can open and run.</w:t>
+        <w:t>This syllabus follows the exact same module order as the course repo (github.com/dearnidhi/ai-security-bootcamp), so each section below maps 1:1 to a folder you can open and run - 00 through 11, no gaps.</w:t>
+      </w:r>
+    </w:p>
+    <w:p>
+      <w:pPr>
+        <w:pStyle w:val="Heading1"/>
+      </w:pPr>
+      <w:r>
+        <w:t>00 - Overview</w:t>
+      </w:r>
+    </w:p>
+    <w:p>
+      <w:r>
+        <w:rPr>
+          <w:b/>
+        </w:rPr>
+        <w:t xml:space="preserve">Repo folder: </w:t>
+      </w:r>
+      <w:r>
+        <w:rPr>
+          <w:i/>
+        </w:rPr>
+        <w:t>00-overview</w:t>
+      </w:r>
+    </w:p>
+    <w:p>
+      <w:pPr>
+        <w:pStyle w:val="ListBullet"/>
+      </w:pPr>
+      <w:r>
+        <w:t>Folder map for every module, one-time venv/requirements setup</w:t>
+      </w:r>
+    </w:p>
+    <w:p>
+      <w:pPr>
+        <w:pStyle w:val="ListBullet"/>
+      </w:pPr>
+      <w:r>
+        <w:t>Suggested study order and which modules are bonus vs core</w:t>
       </w:r>
     </w:p>
     <w:p>
@@ -1057,7 +1095,21 @@
         <w:pStyle w:val="Heading1"/>
       </w:pPr>
       <w:r>
-        <w:t>Interview Checklist (grouped by module)</w:t>
+        <w:t>11 - Interview Checklist  (Priority: Highest)</w:t>
+      </w:r>
+    </w:p>
+    <w:p>
+      <w:r>
+        <w:rPr>
+          <w:b/>
+        </w:rPr>
+        <w:t xml:space="preserve">Repo folder: </w:t>
+      </w:r>
+      <w:r>
+        <w:rPr>
+          <w:i/>
+        </w:rPr>
+        <w:t>11-interview-checklist</w:t>
       </w:r>
     </w:p>
     <w:p>

--- a/AI_Security_Syllabus.docx
+++ b/AI_Security_Syllabus.docx
@@ -7,7 +7,7 @@
         <w:pStyle w:val="Title"/>
       </w:pPr>
       <w:r>
-        <w:t>AI Security for Senior AI/ML Engineer Interviews</w:t>
+        <w:t>AI Security Syllabus</w:t>
       </w:r>
     </w:p>
     <w:p>
@@ -15,222 +15,12 @@
         <w:rPr>
           <w:i/>
         </w:rPr>
-        <w:t>Goal: not to become an AI Security Engineer, but to confidently answer the security questions that come up in a Senior AI/ML Engineer interview.</w:t>
+        <w:t>Built for Senior AI/ML Engineer interview prep. Matches the course repo folder by folder: github.com/dearnidhi/ai-security-bootcamp</w:t>
       </w:r>
     </w:p>
     <w:p>
       <w:r>
-        <w:rPr>
-          <w:i/>
-        </w:rPr>
-        <w:t>This syllabus follows the exact same module order as the course repo (github.com/dearnidhi/ai-security-bootcamp), so each section below maps 1:1 to a folder you can open and run - 00 through 11, no gaps.</w:t>
-      </w:r>
-    </w:p>
-    <w:p>
-      <w:pPr>
-        <w:pStyle w:val="Heading1"/>
-      </w:pPr>
-      <w:r>
-        <w:t>00 - Overview</w:t>
-      </w:r>
-    </w:p>
-    <w:p>
-      <w:r>
-        <w:rPr>
-          <w:b/>
-        </w:rPr>
-        <w:t xml:space="preserve">Repo folder: </w:t>
-      </w:r>
-      <w:r>
-        <w:rPr>
-          <w:i/>
-        </w:rPr>
-        <w:t>00-overview</w:t>
-      </w:r>
-    </w:p>
-    <w:p>
-      <w:pPr>
-        <w:pStyle w:val="ListBullet"/>
-      </w:pPr>
-      <w:r>
-        <w:t>Folder map for every module, one-time venv/requirements setup</w:t>
-      </w:r>
-    </w:p>
-    <w:p>
-      <w:pPr>
-        <w:pStyle w:val="ListBullet"/>
-      </w:pPr>
-      <w:r>
-        <w:t>Suggested study order and which modules are bonus vs core</w:t>
-      </w:r>
-    </w:p>
-    <w:p>
-      <w:pPr>
-        <w:pStyle w:val="Heading1"/>
-      </w:pPr>
-      <w:r>
-        <w:t>01 - Intro to AI Security</w:t>
-      </w:r>
-    </w:p>
-    <w:p>
-      <w:r>
-        <w:rPr>
-          <w:b/>
-        </w:rPr>
-        <w:t xml:space="preserve">Repo folder: </w:t>
-      </w:r>
-      <w:r>
-        <w:rPr>
-          <w:i/>
-        </w:rPr>
-        <w:t>01-intro-ai-security</w:t>
-      </w:r>
-    </w:p>
-    <w:p>
-      <w:pPr>
-        <w:pStyle w:val="ListBullet"/>
-      </w:pPr>
-      <w:r>
-        <w:t>Why AI security is different from traditional application security</w:t>
-      </w:r>
-    </w:p>
-    <w:p>
-      <w:pPr>
-        <w:pStyle w:val="ListBullet"/>
-      </w:pPr>
-      <w:r>
-        <w:t>A few real-world AI security incidents (jailbreaks, data leaks via prompts, poisoned models)</w:t>
-      </w:r>
-    </w:p>
-    <w:p>
-      <w:pPr>
-        <w:pStyle w:val="Heading1"/>
-      </w:pPr>
-      <w:r>
-        <w:t>02 - OWASP Top 10 + Prompt Injection  (Priority: Highest)</w:t>
-      </w:r>
-    </w:p>
-    <w:p>
-      <w:r>
-        <w:rPr>
-          <w:b/>
-        </w:rPr>
-        <w:t xml:space="preserve">Repo folder: </w:t>
-      </w:r>
-      <w:r>
-        <w:rPr>
-          <w:i/>
-        </w:rPr>
-        <w:t>02-owasp-top10-llm</w:t>
-      </w:r>
-    </w:p>
-    <w:p>
-      <w:pPr>
-        <w:pStyle w:val="Heading2"/>
-      </w:pPr>
-      <w:r>
-        <w:t>Prompt Injection</w:t>
-      </w:r>
-    </w:p>
-    <w:p>
-      <w:pPr>
-        <w:pStyle w:val="ListBullet"/>
-      </w:pPr>
-      <w:r>
-        <w:t>What is prompt injection?</w:t>
-      </w:r>
-    </w:p>
-    <w:p>
-      <w:pPr>
-        <w:pStyle w:val="ListBullet"/>
-      </w:pPr>
-      <w:r>
-        <w:t>Direct vs indirect prompt injection</w:t>
-      </w:r>
-    </w:p>
-    <w:p>
-      <w:pPr>
-        <w:pStyle w:val="ListBullet"/>
-      </w:pPr>
-      <w:r>
-        <w:t>How to detect it</w:t>
-      </w:r>
-    </w:p>
-    <w:p>
-      <w:pPr>
-        <w:pStyle w:val="ListBullet"/>
-      </w:pPr>
-      <w:r>
-        <w:t>Basic mitigation techniques</w:t>
-      </w:r>
-    </w:p>
-    <w:p>
-      <w:pPr>
-        <w:pStyle w:val="ListBullet"/>
-      </w:pPr>
-      <w:r>
-        <w:t>A real-world example</w:t>
-      </w:r>
-    </w:p>
-    <w:p>
-      <w:pPr>
-        <w:pStyle w:val="Heading2"/>
-      </w:pPr>
-      <w:r>
-        <w:t>LLM Security Basics (know these 5 well)</w:t>
-      </w:r>
-    </w:p>
-    <w:p>
-      <w:pPr>
-        <w:pStyle w:val="ListBullet"/>
-      </w:pPr>
-      <w:r>
-        <w:t>Jailbreaking</w:t>
-      </w:r>
-    </w:p>
-    <w:p>
-      <w:pPr>
-        <w:pStyle w:val="ListBullet"/>
-      </w:pPr>
-      <w:r>
-        <w:t>System prompt leakage</w:t>
-      </w:r>
-    </w:p>
-    <w:p>
-      <w:pPr>
-        <w:pStyle w:val="ListBullet"/>
-      </w:pPr>
-      <w:r>
-        <w:t>Sensitive information / PII leakage</w:t>
-      </w:r>
-    </w:p>
-    <w:p>
-      <w:pPr>
-        <w:pStyle w:val="ListBullet"/>
-      </w:pPr>
-      <w:r>
-        <w:t>Insecure output handling</w:t>
-      </w:r>
-    </w:p>
-    <w:p>
-      <w:pPr>
-        <w:pStyle w:val="ListBullet"/>
-      </w:pPr>
-      <w:r>
-        <w:t>Data / model poisoning</w:t>
-      </w:r>
-    </w:p>
-    <w:p>
-      <w:pPr>
-        <w:pStyle w:val="Heading2"/>
-      </w:pPr>
-      <w:r>
-        <w:t>OWASP Top 10 for LLM Applications (2025)</w:t>
-      </w:r>
-    </w:p>
-    <w:p>
-      <w:r>
-        <w:t>Know all 10 by name and one-line meaning - this comes up directly in Red Team interviews.</w:t>
+        <w:t>We'll cover 12 modules:</w:t>
       </w:r>
     </w:p>
     <w:p>
@@ -241,10 +31,10 @@
         <w:rPr>
           <w:b/>
         </w:rPr>
-        <w:t xml:space="preserve">LLM01: Prompt Injection - </w:t>
+        <w:t>Module 00: Overview</w:t>
       </w:r>
       <w:r>
-        <w:t>Malicious input manipulates the model into ignoring its instructions.</w:t>
+        <w:t xml:space="preserve"> - how the course is set up, folder map, study order</w:t>
       </w:r>
     </w:p>
     <w:p>
@@ -255,10 +45,10 @@
         <w:rPr>
           <w:b/>
         </w:rPr>
-        <w:t xml:space="preserve">LLM02: Sensitive Information Disclosure - </w:t>
+        <w:t>Module 01: Intro to AI Security</w:t>
       </w:r>
       <w:r>
-        <w:t>Model leaks private, confidential, or proprietary data in its output.</w:t>
+        <w:t xml:space="preserve"> - what makes AI security different, real incidents</w:t>
       </w:r>
     </w:p>
     <w:p>
@@ -269,10 +59,10 @@
         <w:rPr>
           <w:b/>
         </w:rPr>
-        <w:t xml:space="preserve">LLM03: Supply Chain - </w:t>
+        <w:t>Module 02: OWASP Top 10 + Prompt Injection</w:t>
       </w:r>
       <w:r>
-        <w:t>Vulnerabilities from third-party models, datasets, plugins, or dependencies.</w:t>
+        <w:t xml:space="preserve"> - the most important module</w:t>
       </w:r>
     </w:p>
     <w:p>
@@ -283,10 +73,10 @@
         <w:rPr>
           <w:b/>
         </w:rPr>
-        <w:t xml:space="preserve">LLM04: Data and Model Poisoning - </w:t>
+        <w:t>Module 03: Guardrails</w:t>
       </w:r>
       <w:r>
-        <w:t>Training/fine-tuning data is tampered with to corrupt model behavior.</w:t>
+        <w:t xml:space="preserve"> - input, output, topical, agentic - by hand and with Guardrails AI / NeMo</w:t>
       </w:r>
     </w:p>
     <w:p>
@@ -297,10 +87,10 @@
         <w:rPr>
           <w:b/>
         </w:rPr>
-        <w:t xml:space="preserve">LLM05: Improper Output Handling - </w:t>
+        <w:t>Module 04: LLM Gateways</w:t>
       </w:r>
       <w:r>
-        <w:t>Model output is trusted blindly and passed downstream, enabling injection/XSS/RCE.</w:t>
+        <w:t xml:space="preserve"> - LiteLLM, Portkey</w:t>
       </w:r>
     </w:p>
     <w:p>
@@ -311,10 +101,10 @@
         <w:rPr>
           <w:b/>
         </w:rPr>
-        <w:t xml:space="preserve">LLM06: Excessive Agency - </w:t>
+        <w:t>Module 05: Agentic AI Security</w:t>
       </w:r>
       <w:r>
-        <w:t>Model/agent is given more permissions, tools, or autonomy than it needs.</w:t>
+        <w:t xml:space="preserve"> - tool abuse, excessive agency</w:t>
       </w:r>
     </w:p>
     <w:p>
@@ -325,10 +115,10 @@
         <w:rPr>
           <w:b/>
         </w:rPr>
-        <w:t xml:space="preserve">LLM07: System Prompt Leakage - </w:t>
+        <w:t>Module 06: LLM Evaluation + Red Teaming</w:t>
       </w:r>
       <w:r>
-        <w:t>Hidden system instructions are exposed, revealing logic or bypassing controls.</w:t>
+        <w:t xml:space="preserve"> - faithfulness scoring, red-team methodology</w:t>
       </w:r>
     </w:p>
     <w:p>
@@ -339,10 +129,10 @@
         <w:rPr>
           <w:b/>
         </w:rPr>
-        <w:t xml:space="preserve">LLM08: Vector and Embedding Weaknesses - </w:t>
+        <w:t>Module 07: RAG Security</w:t>
       </w:r>
       <w:r>
-        <w:t>Flaws in embedding generation/storage enable retrieval manipulation or leakage.</w:t>
+        <w:t xml:space="preserve"> - poisoning, access control</w:t>
       </w:r>
     </w:p>
     <w:p>
@@ -353,10 +143,10 @@
         <w:rPr>
           <w:b/>
         </w:rPr>
-        <w:t xml:space="preserve">LLM09: Misinformation - </w:t>
+        <w:t>Module 08: Capstone</w:t>
       </w:r>
       <w:r>
-        <w:t>Model produces confident but false output (hallucination) that users rely on.</w:t>
+        <w:t xml:space="preserve"> - everything together: guardrail + agent + evaluator</w:t>
       </w:r>
     </w:p>
     <w:p>
@@ -367,45 +157,10 @@
         <w:rPr>
           <w:b/>
         </w:rPr>
-        <w:t xml:space="preserve">LLM10: Unbounded Consumption - </w:t>
+        <w:t>Module 09: Multi-Tenant Architecture</w:t>
       </w:r>
       <w:r>
-        <w:t>Uncontrolled resource/API usage leads to cost blowup or denial of service.</w:t>
-      </w:r>
-    </w:p>
-    <w:p>
-      <w:r>
-        <w:t>Repo demo: paste a naive vs a hardened system prompt into the scanner, see the score go from ~5/10 to 10/10.</w:t>
-      </w:r>
-    </w:p>
-    <w:p>
-      <w:pPr>
-        <w:pStyle w:val="Heading1"/>
-      </w:pPr>
-      <w:r>
-        <w:t>03 - Guardrails  (Priority: Highest)</w:t>
-      </w:r>
-    </w:p>
-    <w:p>
-      <w:r>
-        <w:rPr>
-          <w:b/>
-        </w:rPr>
-        <w:t xml:space="preserve">Repo folder: </w:t>
-      </w:r>
-      <w:r>
-        <w:rPr>
-          <w:i/>
-        </w:rPr>
-        <w:t>03-guardrails (Part 1) + 03-guardrails/frameworks (Part 2)</w:t>
-      </w:r>
-    </w:p>
-    <w:p>
-      <w:pPr>
-        <w:pStyle w:val="Heading2"/>
-      </w:pPr>
-      <w:r>
-        <w:t>Part 1 - by hand</w:t>
+        <w:t xml:space="preserve"> - BOLA/IDOR</w:t>
       </w:r>
     </w:p>
     <w:p>
@@ -413,7 +168,13 @@
         <w:pStyle w:val="ListBullet"/>
       </w:pPr>
       <w:r>
-        <w:t>Input guardrails</w:t>
+        <w:rPr>
+          <w:b/>
+        </w:rPr>
+        <w:t>Module 10: Red Teaming with PyRIT</w:t>
+      </w:r>
+      <w:r>
+        <w:t xml:space="preserve"> - attacks, converters, scorers, Attack Success Rate</w:t>
       </w:r>
     </w:p>
     <w:p>
@@ -421,1140 +182,13 @@
         <w:pStyle w:val="ListBullet"/>
       </w:pPr>
       <w:r>
-        <w:t>Output guardrails</w:t>
-      </w:r>
-    </w:p>
-    <w:p>
-      <w:pPr>
-        <w:pStyle w:val="ListBullet"/>
-      </w:pPr>
-      <w:r>
-        <w:t>Topical guardrails</w:t>
-      </w:r>
-    </w:p>
-    <w:p>
-      <w:pPr>
-        <w:pStyle w:val="ListBullet"/>
-      </w:pPr>
-      <w:r>
-        <w:t>Agentic guardrails (tool-call validation)</w:t>
-      </w:r>
-    </w:p>
-    <w:p>
-      <w:pPr>
-        <w:pStyle w:val="ListBullet"/>
-      </w:pPr>
-      <w:r>
-        <w:t>PII filtering, prompt-injection detection, content/safety filters, structured output validation</w:t>
-      </w:r>
-    </w:p>
-    <w:p>
-      <w:pPr>
-        <w:pStyle w:val="Heading2"/>
-      </w:pPr>
-      <w:r>
-        <w:t>Part 2 - with frameworks</w:t>
-      </w:r>
-    </w:p>
-    <w:p>
-      <w:pPr>
-        <w:pStyle w:val="ListBullet"/>
-      </w:pPr>
-      <w:r>
-        <w:t>Guardrails AI: Guard + Validator objects, on_fail actions (EXCEPTION, FIX, NOOP, FILTER, REFRAIN)</w:t>
-      </w:r>
-    </w:p>
-    <w:p>
-      <w:pPr>
-        <w:pStyle w:val="ListBullet"/>
-      </w:pPr>
-      <w:r>
-        <w:t>NeMo Guardrails: config.yml + Colang rails.co + Python actions, rule-based vs LLM-based rails</w:t>
-      </w:r>
-    </w:p>
-    <w:p>
-      <w:pPr>
-        <w:pStyle w:val="ListBullet"/>
-      </w:pPr>
-      <w:r>
-        <w:t>Defense in depth: input guard misses a subtle attack, output guard catches the leak anyway</w:t>
-      </w:r>
-    </w:p>
-    <w:p>
-      <w:r>
-        <w:t>Be able to explain how you would implement these in an actual AI application.</w:t>
-      </w:r>
-    </w:p>
-    <w:p>
-      <w:pPr>
-        <w:pStyle w:val="Heading1"/>
-      </w:pPr>
-      <w:r>
-        <w:t>04 - LLM Gateways  (Priority: High)</w:t>
-      </w:r>
-    </w:p>
-    <w:p>
-      <w:r>
         <w:rPr>
           <w:b/>
         </w:rPr>
-        <w:t xml:space="preserve">Repo folder: </w:t>
+        <w:t>Module 11: Interview Checklist</w:t>
       </w:r>
       <w:r>
-        <w:rPr>
-          <w:i/>
-        </w:rPr>
-        <w:t>04-llm-gateways</w:t>
-      </w:r>
-    </w:p>
-    <w:p>
-      <w:r>
-        <w:t>A gateway sits between your application and the LLM provider(s), centrally enforcing security instead of leaving it to each app.</w:t>
-      </w:r>
-    </w:p>
-    <w:p>
-      <w:pPr>
-        <w:pStyle w:val="ListBullet"/>
-      </w:pPr>
-      <w:r>
-        <w:t>What it does: auth, rate limiting, request/response logging, guardrail enforcement, PII redaction, model routing/fallback, caching, cost tracking</w:t>
-      </w:r>
-    </w:p>
-    <w:p>
-      <w:pPr>
-        <w:pStyle w:val="ListBullet"/>
-      </w:pPr>
-      <w:r>
-        <w:t>Why it matters: one control point instead of duplicating security in every app that calls an LLM</w:t>
-      </w:r>
-    </w:p>
-    <w:p>
-      <w:pPr>
-        <w:pStyle w:val="ListBullet"/>
-      </w:pPr>
-      <w:r>
-        <w:t>Built with: LiteLLM (Router, fallbacks, caching). Also know by name: Portkey, Kong AI Gateway, Cloudflare AI Gateway</w:t>
-      </w:r>
-    </w:p>
-    <w:p>
-      <w:pPr>
-        <w:pStyle w:val="ListBullet"/>
-      </w:pPr>
-      <w:r>
-        <w:t>Be ready to explain: "Why would you put a gateway in front of your LLM instead of calling it directly?"</w:t>
-      </w:r>
-    </w:p>
-    <w:p>
-      <w:pPr>
-        <w:pStyle w:val="Heading1"/>
-      </w:pPr>
-      <w:r>
-        <w:t>05 - Agentic AI Security  (Priority: Highest)</w:t>
-      </w:r>
-    </w:p>
-    <w:p>
-      <w:r>
-        <w:rPr>
-          <w:b/>
-        </w:rPr>
-        <w:t xml:space="preserve">Repo folder: </w:t>
-      </w:r>
-      <w:r>
-        <w:rPr>
-          <w:i/>
-        </w:rPr>
-        <w:t>05-agent-security-agentops</w:t>
-      </w:r>
-    </w:p>
-    <w:p>
-      <w:r>
-        <w:t>Built with LangGraph (langchain.agents.create_agent). Increasingly relevant to Senior AI roles.</w:t>
-      </w:r>
-    </w:p>
-    <w:p>
-      <w:pPr>
-        <w:pStyle w:val="ListBullet"/>
-      </w:pPr>
-      <w:r>
-        <w:t>Tool / function calling security</w:t>
-      </w:r>
-    </w:p>
-    <w:p>
-      <w:pPr>
-        <w:pStyle w:val="ListBullet"/>
-      </w:pPr>
-      <w:r>
-        <w:t>Tool abuse</w:t>
-      </w:r>
-    </w:p>
-    <w:p>
-      <w:pPr>
-        <w:pStyle w:val="ListBullet"/>
-      </w:pPr>
-      <w:r>
-        <w:t>Excessive agency</w:t>
-      </w:r>
-    </w:p>
-    <w:p>
-      <w:pPr>
-        <w:pStyle w:val="ListBullet"/>
-      </w:pPr>
-      <w:r>
-        <w:t>Permission and least privilege</w:t>
-      </w:r>
-    </w:p>
-    <w:p>
-      <w:pPr>
-        <w:pStyle w:val="ListBullet"/>
-      </w:pPr>
-      <w:r>
-        <w:t>Agent hijacking</w:t>
-      </w:r>
-    </w:p>
-    <w:p>
-      <w:pPr>
-        <w:pStyle w:val="ListBullet"/>
-      </w:pPr>
-      <w:r>
-        <w:t>Memory / context poisoning</w:t>
-      </w:r>
-    </w:p>
-    <w:p>
-      <w:pPr>
-        <w:pStyle w:val="ListBullet"/>
-      </w:pPr>
-      <w:r>
-        <w:t>Human-in-the-loop</w:t>
-      </w:r>
-    </w:p>
-    <w:p>
-      <w:pPr>
-        <w:pStyle w:val="ListBullet"/>
-      </w:pPr>
-      <w:r>
-        <w:t>Data exfiltration</w:t>
-      </w:r>
-    </w:p>
-    <w:p>
-      <w:r>
-        <w:t>Repo demo: an agent with lookup_invoice and send_email tools. Vulnerable mode leaks a customer's invoice to an attacker-supplied address; protected mode has the tool itself reject the mismatched recipient - defense in depth, not just prompt wording.</w:t>
-      </w:r>
-    </w:p>
-    <w:p>
-      <w:pPr>
-        <w:pStyle w:val="Heading1"/>
-      </w:pPr>
-      <w:r>
-        <w:t>06 - LLM Evaluation + Red Teaming Methodology  (Priority: High)</w:t>
-      </w:r>
-    </w:p>
-    <w:p>
-      <w:r>
-        <w:rPr>
-          <w:b/>
-        </w:rPr>
-        <w:t xml:space="preserve">Repo folder: </w:t>
-      </w:r>
-      <w:r>
-        <w:rPr>
-          <w:i/>
-        </w:rPr>
-        <w:t>06-llm-evaluator-red-teaming</w:t>
-      </w:r>
-    </w:p>
-    <w:p>
-      <w:pPr>
-        <w:pStyle w:val="ListBullet"/>
-      </w:pPr>
-      <w:r>
-        <w:t>LLM-as-judge grading: score an answer against a reference answer</w:t>
-      </w:r>
-    </w:p>
-    <w:p>
-      <w:pPr>
-        <w:pStyle w:val="ListBullet"/>
-      </w:pPr>
-      <w:r>
-        <w:t>Faithfulness evaluation: does a RAG answer actually stick to retrieved context, or hallucinate?</w:t>
-      </w:r>
-    </w:p>
-    <w:p>
-      <w:r>
-        <w:t>Red teaming methodology (expanded hands-on in module 10):</w:t>
-      </w:r>
-    </w:p>
-    <w:p>
-      <w:r>
-        <w:t>Threat Model  -&gt;  Attack Scenarios  -&gt;  Test  -&gt;  Evaluate Response  -&gt;  Identify Vulnerability  -&gt;  Mitigate  -&gt;  Retest</w:t>
-      </w:r>
-    </w:p>
-    <w:p>
-      <w:r>
-        <w:t>Know Garak, PyRIT, and Promptfoo at a basic, practical level.</w:t>
-      </w:r>
-    </w:p>
-    <w:p>
-      <w:pPr>
-        <w:pStyle w:val="Heading1"/>
-      </w:pPr>
-      <w:r>
-        <w:t>07 - RAG Security  (Priority: High)</w:t>
-      </w:r>
-    </w:p>
-    <w:p>
-      <w:r>
-        <w:rPr>
-          <w:b/>
-        </w:rPr>
-        <w:t xml:space="preserve">Repo folder: </w:t>
-      </w:r>
-      <w:r>
-        <w:rPr>
-          <w:i/>
-        </w:rPr>
-        <w:t>07-rag-security</w:t>
-      </w:r>
-    </w:p>
-    <w:p>
-      <w:pPr>
-        <w:pStyle w:val="ListBullet"/>
-      </w:pPr>
-      <w:r>
-        <w:t>Document / data poisoning</w:t>
-      </w:r>
-    </w:p>
-    <w:p>
-      <w:pPr>
-        <w:pStyle w:val="ListBullet"/>
-      </w:pPr>
-      <w:r>
-        <w:t>Indirect prompt injection through documents</w:t>
-      </w:r>
-    </w:p>
-    <w:p>
-      <w:pPr>
-        <w:pStyle w:val="ListBullet"/>
-      </w:pPr>
-      <w:r>
-        <w:t>Unauthorized retrieval</w:t>
-      </w:r>
-    </w:p>
-    <w:p>
-      <w:pPr>
-        <w:pStyle w:val="ListBullet"/>
-      </w:pPr>
-      <w:r>
-        <w:t>Data leakage</w:t>
-      </w:r>
-    </w:p>
-    <w:p>
-      <w:pPr>
-        <w:pStyle w:val="ListBullet"/>
-      </w:pPr>
-      <w:r>
-        <w:t>Access control</w:t>
-      </w:r>
-    </w:p>
-    <w:p>
-      <w:pPr>
-        <w:pStyle w:val="ListBullet"/>
-      </w:pPr>
-      <w:r>
-        <w:t>Vector database security basics</w:t>
-      </w:r>
-    </w:p>
-    <w:p>
-      <w:r>
-        <w:t>Repo demo: a poisoned expense-policy document that looks legitimate but redirects reimbursement emails to an attacker domain; an LLM-judge verifier flags the contradiction against a trusted fact.</w:t>
-      </w:r>
-    </w:p>
-    <w:p>
-      <w:pPr>
-        <w:pStyle w:val="Heading1"/>
-      </w:pPr>
-      <w:r>
-        <w:t>08 - Capstone: Guardrail + Agent + Evaluator  (Priority: High)</w:t>
-      </w:r>
-    </w:p>
-    <w:p>
-      <w:r>
-        <w:rPr>
-          <w:b/>
-        </w:rPr>
-        <w:t xml:space="preserve">Repo folder: </w:t>
-      </w:r>
-      <w:r>
-        <w:rPr>
-          <w:i/>
-        </w:rPr>
-        <w:t>08-support-bot-security</w:t>
-      </w:r>
-    </w:p>
-    <w:p>
-      <w:r>
-        <w:t>Ties 03, 05 and 06 together in one request: a guardrail blocks a bulk data-access attempt before the LangGraph agent even runs; when it does run, an evaluator counts how many customers' data was touched in one response.</w:t>
-      </w:r>
-    </w:p>
-    <w:p>
-      <w:r>
-        <w:t>Be ready to answer: "How would you design a secure GenAI application end to end, and how would you monitor it in production?"</w:t>
-      </w:r>
-    </w:p>
-    <w:p>
-      <w:pPr>
-        <w:pStyle w:val="Heading1"/>
-      </w:pPr>
-      <w:r>
-        <w:t>09 - Secure Multi-Tenant Architecture (BOLA / IDOR)  (Priority: High)</w:t>
-      </w:r>
-    </w:p>
-    <w:p>
-      <w:r>
-        <w:rPr>
-          <w:b/>
-        </w:rPr>
-        <w:t xml:space="preserve">Repo folder: </w:t>
-      </w:r>
-      <w:r>
-        <w:rPr>
-          <w:i/>
-        </w:rPr>
-        <w:t>09-secure-multi-tenant-gateway</w:t>
-      </w:r>
-    </w:p>
-    <w:p>
-      <w:r>
-        <w:t>Broken Object-Level Authorization (OWASP API Security Top 10, API1:2023) applied to an AI backend: the app checks that an API key is valid, but not that it owns the tenant data being requested.</w:t>
-      </w:r>
-    </w:p>
-    <w:p>
-      <w:pPr>
-        <w:pStyle w:val="ListBullet"/>
-      </w:pPr>
-      <w:r>
-        <w:t>Authentication vs authorization (checking a key is valid is not the same as checking what it may access)</w:t>
-      </w:r>
-    </w:p>
-    <w:p>
-      <w:pPr>
-        <w:pStyle w:val="ListBullet"/>
-      </w:pPr>
-      <w:r>
-        <w:t>Tenant isolation: deriving identity from the authenticated key only, never a client-supplied field</w:t>
-      </w:r>
-    </w:p>
-    <w:p>
-      <w:pPr>
-        <w:pStyle w:val="ListBullet"/>
-      </w:pPr>
-      <w:r>
-        <w:t>RBAC (role-based access control) and least privilege</w:t>
-      </w:r>
-    </w:p>
-    <w:p>
-      <w:pPr>
-        <w:pStyle w:val="ListBullet"/>
-      </w:pPr>
-      <w:r>
-        <w:t>Role-based rate limiting</w:t>
-      </w:r>
-    </w:p>
-    <w:p>
-      <w:pPr>
-        <w:pStyle w:val="ListBullet"/>
-      </w:pPr>
-      <w:r>
-        <w:t>Tenant-scoped audit logging (even the audit log itself respects tenant isolation)</w:t>
-      </w:r>
-    </w:p>
-    <w:p>
-      <w:r>
-        <w:t>Repo demo: a Finance-tenant API key claims tenant_id=legal. Vulnerable mode leaks Legal's confidential data; protected mode ignores the claim and logs the attempt.</w:t>
-      </w:r>
-    </w:p>
-    <w:p>
-      <w:pPr>
-        <w:pStyle w:val="Heading1"/>
-      </w:pPr>
-      <w:r>
-        <w:t>10 - Red Teaming with PyRIT  (Priority: High)</w:t>
-      </w:r>
-    </w:p>
-    <w:p>
-      <w:r>
-        <w:rPr>
-          <w:b/>
-        </w:rPr>
-        <w:t xml:space="preserve">Repo folder: </w:t>
-      </w:r>
-      <w:r>
-        <w:rPr>
-          <w:i/>
-        </w:rPr>
-        <w:t>10-pyrit-red-teaming</w:t>
-      </w:r>
-    </w:p>
-    <w:p>
-      <w:r>
-        <w:t>The hands-on version of module 06's methodology, using Microsoft's PyRIT framework.</w:t>
-      </w:r>
-    </w:p>
-    <w:p>
-      <w:pPr>
-        <w:pStyle w:val="ListBullet"/>
-      </w:pPr>
-      <w:r>
-        <w:t>Building blocks: target, attack (PromptSendingAttack, RedTeamingAttack), converter (Base64, leetspeak), scorer (SubStringScorer)</w:t>
-      </w:r>
-    </w:p>
-    <w:p>
-      <w:pPr>
-        <w:pStyle w:val="ListBullet"/>
-      </w:pPr>
-      <w:r>
-        <w:t>Attack Success Rate (ASR) = successful attacks / total attacks - track it, and gate CI on it</w:t>
-      </w:r>
-    </w:p>
-    <w:p>
-      <w:pPr>
-        <w:pStyle w:val="ListBullet"/>
-      </w:pPr>
-      <w:r>
-        <w:t>Multi-turn attacks: a second LLM plays the attacker across several turns</w:t>
-      </w:r>
-    </w:p>
-    <w:p>
-      <w:pPr>
-        <w:pStyle w:val="ListBullet"/>
-      </w:pPr>
-      <w:r>
-        <w:t>XPIA (Cross-Prompt Injection Attack / indirect prompt injection): the attack is hidden inside data the AI reads (a document, a review), not in the user's message</w:t>
-      </w:r>
-    </w:p>
-    <w:p>
-      <w:r>
-        <w:t>Repo demo: a naive system prompt leaks a secret on ~40-60% of a 5-attack battery; a hardened prompt holds at 0%.</w:t>
-      </w:r>
-    </w:p>
-    <w:p>
-      <w:pPr>
-        <w:pStyle w:val="Heading1"/>
-      </w:pPr>
-      <w:r>
-        <w:t>Concept-Level Only (do not deep-dive)</w:t>
-      </w:r>
-    </w:p>
-    <w:p>
-      <w:r>
-        <w:t>For each of these, a definition + one example + basic mitigation is enough:</w:t>
-      </w:r>
-    </w:p>
-    <w:p>
-      <w:pPr>
-        <w:pStyle w:val="ListBullet"/>
-      </w:pPr>
-      <w:r>
-        <w:t>Adversarial ML</w:t>
-      </w:r>
-    </w:p>
-    <w:p>
-      <w:pPr>
-        <w:pStyle w:val="ListBullet"/>
-      </w:pPr>
-      <w:r>
-        <w:t>Model extraction</w:t>
-      </w:r>
-    </w:p>
-    <w:p>
-      <w:pPr>
-        <w:pStyle w:val="ListBullet"/>
-      </w:pPr>
-      <w:r>
-        <w:t>Membership inference</w:t>
-      </w:r>
-    </w:p>
-    <w:p>
-      <w:pPr>
-        <w:pStyle w:val="ListBullet"/>
-      </w:pPr>
-      <w:r>
-        <w:t>Supply-chain attacks</w:t>
-      </w:r>
-    </w:p>
-    <w:p>
-      <w:pPr>
-        <w:pStyle w:val="ListBullet"/>
-      </w:pPr>
-      <w:r>
-        <w:t>MITRE ATLAS</w:t>
-      </w:r>
-    </w:p>
-    <w:p>
-      <w:pPr>
-        <w:pStyle w:val="ListBullet"/>
-      </w:pPr>
-      <w:r>
-        <w:t>NIST AI RMF</w:t>
-      </w:r>
-    </w:p>
-    <w:p>
-      <w:pPr>
-        <w:pStyle w:val="ListBullet"/>
-      </w:pPr>
-      <w:r>
-        <w:t>EU AI Act</w:t>
-      </w:r>
-    </w:p>
-    <w:p>
-      <w:pPr>
-        <w:pStyle w:val="ListBullet"/>
-      </w:pPr>
-      <w:r>
-        <w:t>Cloud AI security</w:t>
-      </w:r>
-    </w:p>
-    <w:p>
-      <w:pPr>
-        <w:pStyle w:val="Heading1"/>
-      </w:pPr>
-      <w:r>
-        <w:t>Not Needed for This Track</w:t>
-      </w:r>
-    </w:p>
-    <w:p>
-      <w:r>
-        <w:t>Skip these unless the specific job description asks for Red Team / VAPT / Cybersecurity:</w:t>
-      </w:r>
-    </w:p>
-    <w:p>
-      <w:pPr>
-        <w:pStyle w:val="ListBullet"/>
-      </w:pPr>
-      <w:r>
-        <w:t>Metasploit</w:t>
-      </w:r>
-    </w:p>
-    <w:p>
-      <w:pPr>
-        <w:pStyle w:val="ListBullet"/>
-      </w:pPr>
-      <w:r>
-        <w:t>Kali Linux</w:t>
-      </w:r>
-    </w:p>
-    <w:p>
-      <w:pPr>
-        <w:pStyle w:val="ListBullet"/>
-      </w:pPr>
-      <w:r>
-        <w:t>Network pentesting</w:t>
-      </w:r>
-    </w:p>
-    <w:p>
-      <w:pPr>
-        <w:pStyle w:val="ListBullet"/>
-      </w:pPr>
-      <w:r>
-        <w:t>Reverse engineering</w:t>
-      </w:r>
-    </w:p>
-    <w:p>
-      <w:pPr>
-        <w:pStyle w:val="ListBullet"/>
-      </w:pPr>
-      <w:r>
-        <w:t>Malware analysis</w:t>
-      </w:r>
-    </w:p>
-    <w:p>
-      <w:pPr>
-        <w:pStyle w:val="ListBullet"/>
-      </w:pPr>
-      <w:r>
-        <w:t>Buffer overflow</w:t>
-      </w:r>
-    </w:p>
-    <w:p>
-      <w:pPr>
-        <w:pStyle w:val="ListBullet"/>
-      </w:pPr>
-      <w:r>
-        <w:t>Exploit development</w:t>
-      </w:r>
-    </w:p>
-    <w:p>
-      <w:pPr>
-        <w:pStyle w:val="ListBullet"/>
-      </w:pPr>
-      <w:r>
-        <w:t>Deep VAPT</w:t>
-      </w:r>
-    </w:p>
-    <w:p>
-      <w:pPr>
-        <w:pStyle w:val="Heading1"/>
-      </w:pPr>
-      <w:r>
-        <w:t>11 - Interview Checklist  (Priority: Highest)</w:t>
-      </w:r>
-    </w:p>
-    <w:p>
-      <w:r>
-        <w:rPr>
-          <w:b/>
-        </w:rPr>
-        <w:t xml:space="preserve">Repo folder: </w:t>
-      </w:r>
-      <w:r>
-        <w:rPr>
-          <w:i/>
-        </w:rPr>
-        <w:t>11-interview-checklist</w:t>
-      </w:r>
-    </w:p>
-    <w:p>
-      <w:r>
-        <w:t>Answer every question out loud, 2 minutes max, without notes. Whatever you hesitate on, go back to that module only.</w:t>
-      </w:r>
-    </w:p>
-    <w:p>
-      <w:pPr>
-        <w:pStyle w:val="Heading2"/>
-      </w:pPr>
-      <w:r>
-        <w:t>Module 02 - OWASP + Prompt Injection</w:t>
-      </w:r>
-    </w:p>
-    <w:p>
-      <w:pPr>
-        <w:pStyle w:val="ListBullet"/>
-      </w:pPr>
-      <w:r>
-        <w:t>What is the OWASP Top 10 for LLM Applications? Name as many as you can.</w:t>
-      </w:r>
-    </w:p>
-    <w:p>
-      <w:pPr>
-        <w:pStyle w:val="ListBullet"/>
-      </w:pPr>
-      <w:r>
-        <w:t>What is prompt injection?</w:t>
-      </w:r>
-    </w:p>
-    <w:p>
-      <w:pPr>
-        <w:pStyle w:val="ListBullet"/>
-      </w:pPr>
-      <w:r>
-        <w:t>Direct vs indirect prompt injection?</w:t>
-      </w:r>
-    </w:p>
-    <w:p>
-      <w:pPr>
-        <w:pStyle w:val="ListBullet"/>
-      </w:pPr>
-      <w:r>
-        <w:t>How do you mitigate prompt injection?</w:t>
-      </w:r>
-    </w:p>
-    <w:p>
-      <w:pPr>
-        <w:pStyle w:val="ListBullet"/>
-      </w:pPr>
-      <w:r>
-        <w:t>What is jailbreaking?</w:t>
-      </w:r>
-    </w:p>
-    <w:p>
-      <w:pPr>
-        <w:pStyle w:val="ListBullet"/>
-      </w:pPr>
-      <w:r>
-        <w:t>What is system prompt leakage?</w:t>
-      </w:r>
-    </w:p>
-    <w:p>
-      <w:pPr>
-        <w:pStyle w:val="ListBullet"/>
-      </w:pPr>
-      <w:r>
-        <w:t>How do you prevent PII leakage?</w:t>
-      </w:r>
-    </w:p>
-    <w:p>
-      <w:pPr>
-        <w:pStyle w:val="ListBullet"/>
-      </w:pPr>
-      <w:r>
-        <w:t>What is insecure output handling?</w:t>
-      </w:r>
-    </w:p>
-    <w:p>
-      <w:pPr>
-        <w:pStyle w:val="Heading2"/>
-      </w:pPr>
-      <w:r>
-        <w:t>Module 03 (Part 1) / 04 - Guardrails + LLM Gateways</w:t>
-      </w:r>
-    </w:p>
-    <w:p>
-      <w:pPr>
-        <w:pStyle w:val="ListBullet"/>
-      </w:pPr>
-      <w:r>
-        <w:t>What are input/output guardrails, and how would you design them for a chatbot?</w:t>
-      </w:r>
-    </w:p>
-    <w:p>
-      <w:pPr>
-        <w:pStyle w:val="ListBullet"/>
-      </w:pPr>
-      <w:r>
-        <w:t>What is a topical guardrail and why would you need one?</w:t>
-      </w:r>
-    </w:p>
-    <w:p>
-      <w:pPr>
-        <w:pStyle w:val="ListBullet"/>
-      </w:pPr>
-      <w:r>
-        <w:t>How do you restrict which tools an agent is allowed to call?</w:t>
-      </w:r>
-    </w:p>
-    <w:p>
-      <w:pPr>
-        <w:pStyle w:val="ListBullet"/>
-      </w:pPr>
-      <w:r>
-        <w:t>What is an LLM gateway and why would you use one?</w:t>
-      </w:r>
-    </w:p>
-    <w:p>
-      <w:pPr>
-        <w:pStyle w:val="ListBullet"/>
-      </w:pPr>
-      <w:r>
-        <w:t>How does a gateway improve reliability when a provider is down or rate-limited?</w:t>
-      </w:r>
-    </w:p>
-    <w:p>
-      <w:pPr>
-        <w:pStyle w:val="ListBullet"/>
-      </w:pPr>
-      <w:r>
-        <w:t>Why would you cache LLM responses, and what are the risks?</w:t>
-      </w:r>
-    </w:p>
-    <w:p>
-      <w:pPr>
-        <w:pStyle w:val="Heading2"/>
-      </w:pPr>
-      <w:r>
-        <w:t>Module 03 (Part 2) - Guardrail Frameworks</w:t>
-      </w:r>
-    </w:p>
-    <w:p>
-      <w:pPr>
-        <w:pStyle w:val="ListBullet"/>
-      </w:pPr>
-      <w:r>
-        <w:t>Guardrails AI vs NeMo Guardrails - how do they differ?</w:t>
-      </w:r>
-    </w:p>
-    <w:p>
-      <w:pPr>
-        <w:pStyle w:val="ListBullet"/>
-      </w:pPr>
-      <w:r>
-        <w:t>What are the on_fail actions (block, fix, log only)?</w:t>
-      </w:r>
-    </w:p>
-    <w:p>
-      <w:pPr>
-        <w:pStyle w:val="ListBullet"/>
-      </w:pPr>
-      <w:r>
-        <w:t>Rule-based vs LLM-based rails - what are the trade-offs?</w:t>
-      </w:r>
-    </w:p>
-    <w:p>
-      <w:pPr>
-        <w:pStyle w:val="ListBullet"/>
-      </w:pPr>
-      <w:r>
-        <w:t>Why redact only the secret instead of replacing the whole answer? (false positives)</w:t>
-      </w:r>
-    </w:p>
-    <w:p>
-      <w:pPr>
-        <w:pStyle w:val="ListBullet"/>
-      </w:pPr>
-      <w:r>
-        <w:t>How do input and output guards work together as defense in depth?</w:t>
-      </w:r>
-    </w:p>
-    <w:p>
-      <w:pPr>
-        <w:pStyle w:val="Heading2"/>
-      </w:pPr>
-      <w:r>
-        <w:t>Module 05 - Agentic AI Security</w:t>
-      </w:r>
-    </w:p>
-    <w:p>
-      <w:pPr>
-        <w:pStyle w:val="ListBullet"/>
-      </w:pPr>
-      <w:r>
-        <w:t>What security risks exist in AI agents?</w:t>
-      </w:r>
-    </w:p>
-    <w:p>
-      <w:pPr>
-        <w:pStyle w:val="ListBullet"/>
-      </w:pPr>
-      <w:r>
-        <w:t>What is excessive agency?</w:t>
-      </w:r>
-    </w:p>
-    <w:p>
-      <w:pPr>
-        <w:pStyle w:val="ListBullet"/>
-      </w:pPr>
-      <w:r>
-        <w:t>How do you secure tool/function calling?</w:t>
-      </w:r>
-    </w:p>
-    <w:p>
-      <w:pPr>
-        <w:pStyle w:val="ListBullet"/>
-      </w:pPr>
-      <w:r>
-        <w:t>How do you prevent an agent from performing unauthorized actions?</w:t>
-      </w:r>
-    </w:p>
-    <w:p>
-      <w:pPr>
-        <w:pStyle w:val="ListBullet"/>
-      </w:pPr>
-      <w:r>
-        <w:t>What is memory poisoning?</w:t>
-      </w:r>
-    </w:p>
-    <w:p>
-      <w:pPr>
-        <w:pStyle w:val="ListBullet"/>
-      </w:pPr>
-      <w:r>
-        <w:t>Why is least privilege important for agents?</w:t>
-      </w:r>
-    </w:p>
-    <w:p>
-      <w:pPr>
-        <w:pStyle w:val="Heading2"/>
-      </w:pPr>
-      <w:r>
-        <w:t>Module 06 - LLM Evaluation + Red Teaming</w:t>
-      </w:r>
-    </w:p>
-    <w:p>
-      <w:pPr>
-        <w:pStyle w:val="ListBullet"/>
-      </w:pPr>
-      <w:r>
-        <w:t>How would you red-team an LLM application?</w:t>
-      </w:r>
-    </w:p>
-    <w:p>
-      <w:pPr>
-        <w:pStyle w:val="ListBullet"/>
-      </w:pPr>
-      <w:r>
-        <w:t>What is a faithfulness evaluator and why does it matter for RAG systems?</w:t>
-      </w:r>
-    </w:p>
-    <w:p>
-      <w:pPr>
-        <w:pStyle w:val="ListBullet"/>
-      </w:pPr>
-      <w:r>
-        <w:t>How do you detect hallucination in an LLM's output?</w:t>
-      </w:r>
-    </w:p>
-    <w:p>
-      <w:pPr>
-        <w:pStyle w:val="ListBullet"/>
-      </w:pPr>
-      <w:r>
-        <w:t>What are Garak, PyRIT, and Promptfoo used for?</w:t>
-      </w:r>
-    </w:p>
-    <w:p>
-      <w:pPr>
-        <w:pStyle w:val="Heading2"/>
-      </w:pPr>
-      <w:r>
-        <w:t>Module 07 - RAG Security</w:t>
-      </w:r>
-    </w:p>
-    <w:p>
-      <w:pPr>
-        <w:pStyle w:val="ListBullet"/>
-      </w:pPr>
-      <w:r>
-        <w:t>What is RAG poisoning?</w:t>
-      </w:r>
-    </w:p>
-    <w:p>
-      <w:pPr>
-        <w:pStyle w:val="ListBullet"/>
-      </w:pPr>
-      <w:r>
-        <w:t>How do you secure a RAG pipeline end to end?</w:t>
-      </w:r>
-    </w:p>
-    <w:p>
-      <w:pPr>
-        <w:pStyle w:val="ListBullet"/>
-      </w:pPr>
-      <w:r>
-        <w:t>How do you enforce document-level access control?</w:t>
-      </w:r>
-    </w:p>
-    <w:p>
-      <w:pPr>
-        <w:pStyle w:val="ListBullet"/>
-      </w:pPr>
-      <w:r>
-        <w:t>How would you detect a poisoned document in a retrieval corpus?</w:t>
-      </w:r>
-    </w:p>
-    <w:p>
-      <w:pPr>
-        <w:pStyle w:val="Heading2"/>
-      </w:pPr>
-      <w:r>
-        <w:t>Module 08 - Capstone + Secure Architecture</w:t>
-      </w:r>
-    </w:p>
-    <w:p>
-      <w:pPr>
-        <w:pStyle w:val="ListBullet"/>
-      </w:pPr>
-      <w:r>
-        <w:t>How would you design a secure GenAI application end to end?</w:t>
-      </w:r>
-    </w:p>
-    <w:p>
-      <w:pPr>
-        <w:pStyle w:val="ListBullet"/>
-      </w:pPr>
-      <w:r>
-        <w:t>How would you monitor security issues in production?</w:t>
-      </w:r>
-    </w:p>
-    <w:p>
-      <w:pPr>
-        <w:pStyle w:val="ListBullet"/>
-      </w:pPr>
-      <w:r>
-        <w:t>Walk me through this project: what attack does it demonstrate and how did you defend against it?</w:t>
-      </w:r>
-    </w:p>
-    <w:p>
-      <w:pPr>
-        <w:pStyle w:val="Heading2"/>
-      </w:pPr>
-      <w:r>
-        <w:t>Module 09 - Secure AI Architecture (BOLA / tenant isolation)</w:t>
-      </w:r>
-    </w:p>
-    <w:p>
-      <w:pPr>
-        <w:pStyle w:val="ListBullet"/>
-      </w:pPr>
-      <w:r>
-        <w:t>What is BOLA/IDOR, and how does it apply to an AI backend, not just a REST API?</w:t>
-      </w:r>
-    </w:p>
-    <w:p>
-      <w:pPr>
-        <w:pStyle w:val="ListBullet"/>
-      </w:pPr>
-      <w:r>
-        <w:t>Why is checking "is this API key valid" not enough?</w:t>
-      </w:r>
-    </w:p>
-    <w:p>
-      <w:pPr>
-        <w:pStyle w:val="ListBullet"/>
-      </w:pPr>
-      <w:r>
-        <w:t>How do you enforce tenant isolation in a multi-tenant RAG or agent system?</w:t>
-      </w:r>
-    </w:p>
-    <w:p>
-      <w:pPr>
-        <w:pStyle w:val="ListBullet"/>
-      </w:pPr>
-      <w:r>
-        <w:t>Why should an audit log be access-controlled and scoped?</w:t>
-      </w:r>
-    </w:p>
-    <w:p>
-      <w:pPr>
-        <w:pStyle w:val="Heading2"/>
-      </w:pPr>
-      <w:r>
-        <w:t>Module 10 - Red Teaming with PyRIT</w:t>
-      </w:r>
-    </w:p>
-    <w:p>
-      <w:pPr>
-        <w:pStyle w:val="ListBullet"/>
-      </w:pPr>
-      <w:r>
-        <w:t>What are the building blocks of PyRIT (target, attack, converter, scorer)?</w:t>
-      </w:r>
-    </w:p>
-    <w:p>
-      <w:pPr>
-        <w:pStyle w:val="ListBullet"/>
-      </w:pPr>
-      <w:r>
-        <w:t>What is Attack Success Rate, and how would you use it in CI?</w:t>
-      </w:r>
-    </w:p>
-    <w:p>
-      <w:pPr>
-        <w:pStyle w:val="ListBullet"/>
-      </w:pPr>
-      <w:r>
-        <w:t>What is XPIA (indirect prompt injection)? Give an example.</w:t>
-      </w:r>
-    </w:p>
-    <w:p>
-      <w:pPr>
-        <w:pStyle w:val="ListBullet"/>
-      </w:pPr>
-      <w:r>
-        <w:t>Why do encoding attacks (Base64, leetspeak) work against input filters?</w:t>
-      </w:r>
-    </w:p>
-    <w:p>
-      <w:pPr>
-        <w:pStyle w:val="ListBullet"/>
-      </w:pPr>
-      <w:r>
-        <w:t>PyRIT vs Garak vs Promptfoo - when would you use each?</w:t>
-      </w:r>
-    </w:p>
-    <w:p>
-      <w:r>
-        <w:rPr>
-          <w:b/>
-        </w:rPr>
-        <w:t>This can be made interview-ready in 2-3 weeks alongside normal AI/ML preparation.</w:t>
+        <w:t xml:space="preserve"> - every question from every module, in one place</w:t>
       </w:r>
     </w:p>
     <w:sectPr>
